--- a/core/src/core/usecases/documents/builtin/blanks/invoice-goods.docx
+++ b/core/src/core/usecases/documents/builtin/blanks/invoice-goods.docx
@@ -449,7 +449,7 @@
           <w:b/>
           <w:sz w:val="28"/>
         </w:rPr>
-        <w:t>Счёт на оплату № {{number}} от {{date|long}}</w:t>
+        <w:t>Счет на оплату № {{number}} от {{date|long}}</w:t>
       </w:r>
     </w:p>
     <w:tbl>
@@ -1391,7 +1391,7 @@
         <w:ind w:left="1440" w:hanging="360"/>
       </w:pPr>
       <w:rPr>
-        <w:rFonts w:ascii="Symbol" w:hAnsi="Symbol" w:hint="default"/>
+        <w:rFonts w:ascii="Arial" w:hAnsi="Arial" w:hint="default" w:cs="Arial" w:eastAsia="Arial"/>
       </w:rPr>
     </w:lvl>
   </w:abstractNum>
@@ -1412,7 +1412,7 @@
         <w:ind w:left="1080" w:hanging="360"/>
       </w:pPr>
       <w:rPr>
-        <w:rFonts w:ascii="Symbol" w:hAnsi="Symbol" w:hint="default"/>
+        <w:rFonts w:ascii="Arial" w:hAnsi="Arial" w:hint="default" w:cs="Arial" w:eastAsia="Arial"/>
       </w:rPr>
     </w:lvl>
   </w:abstractNum>
@@ -1433,7 +1433,7 @@
         <w:ind w:left="720" w:hanging="360"/>
       </w:pPr>
       <w:rPr>
-        <w:rFonts w:ascii="Symbol" w:hAnsi="Symbol" w:hint="default"/>
+        <w:rFonts w:ascii="Arial" w:hAnsi="Arial" w:hint="default" w:cs="Arial" w:eastAsia="Arial"/>
       </w:rPr>
     </w:lvl>
   </w:abstractNum>
@@ -1472,7 +1472,7 @@
         <w:ind w:left="360" w:hanging="360"/>
       </w:pPr>
       <w:rPr>
-        <w:rFonts w:ascii="Symbol" w:hAnsi="Symbol" w:hint="default"/>
+        <w:rFonts w:ascii="Arial" w:hAnsi="Arial" w:hint="default" w:cs="Arial" w:eastAsia="Arial"/>
       </w:rPr>
     </w:lvl>
   </w:abstractNum>
@@ -1511,7 +1511,7 @@
   <w:docDefaults>
     <w:rPrDefault>
       <w:rPr>
-        <w:rFonts w:asciiTheme="minorHAnsi" w:eastAsiaTheme="minorEastAsia" w:hAnsiTheme="minorHAnsi" w:cstheme="minorBidi"/>
+        <w:rFonts w:ascii="Arial" w:hAnsi="Arial" w:cs="Arial" w:eastAsia="Arial"/>
         <w:sz w:val="22"/>
         <w:szCs w:val="22"/>
         <w:lang w:val="en-US" w:eastAsia="en-US" w:bidi="ar-SA"/>
@@ -1667,7 +1667,7 @@
     <w:qFormat/>
     <w:rsid w:val="00FC693F"/>
     <w:rPr>
-      <w:rFonts w:ascii="Arial" w:hAnsi="Arial" w:eastAsia="Arial"/>
+      <w:rFonts w:ascii="Arial" w:hAnsi="Arial" w:eastAsia="Arial" w:cs="Arial"/>
       <w:sz w:val="18"/>
     </w:rPr>
   </w:style>
@@ -1730,7 +1730,7 @@
       <w:outlineLvl w:val="0"/>
     </w:pPr>
     <w:rPr>
-      <w:rFonts w:asciiTheme="majorHAnsi" w:eastAsiaTheme="majorEastAsia" w:hAnsiTheme="majorHAnsi" w:cstheme="majorBidi"/>
+      <w:rFonts w:ascii="Arial" w:hAnsi="Arial" w:cs="Arial" w:eastAsia="Arial"/>
       <w:b/>
       <w:bCs/>
       <w:color w:val="365F91" w:themeColor="accent1" w:themeShade="BF"/>
@@ -1754,7 +1754,7 @@
       <w:outlineLvl w:val="1"/>
     </w:pPr>
     <w:rPr>
-      <w:rFonts w:asciiTheme="majorHAnsi" w:eastAsiaTheme="majorEastAsia" w:hAnsiTheme="majorHAnsi" w:cstheme="majorBidi"/>
+      <w:rFonts w:ascii="Arial" w:hAnsi="Arial" w:cs="Arial" w:eastAsia="Arial"/>
       <w:b/>
       <w:bCs/>
       <w:color w:val="4F81BD" w:themeColor="accent1"/>
@@ -1778,7 +1778,7 @@
       <w:outlineLvl w:val="2"/>
     </w:pPr>
     <w:rPr>
-      <w:rFonts w:asciiTheme="majorHAnsi" w:eastAsiaTheme="majorEastAsia" w:hAnsiTheme="majorHAnsi" w:cstheme="majorBidi"/>
+      <w:rFonts w:ascii="Arial" w:hAnsi="Arial" w:cs="Arial" w:eastAsia="Arial"/>
       <w:b/>
       <w:bCs/>
       <w:color w:val="4F81BD" w:themeColor="accent1"/>
@@ -1801,7 +1801,7 @@
       <w:outlineLvl w:val="3"/>
     </w:pPr>
     <w:rPr>
-      <w:rFonts w:asciiTheme="majorHAnsi" w:eastAsiaTheme="majorEastAsia" w:hAnsiTheme="majorHAnsi" w:cstheme="majorBidi"/>
+      <w:rFonts w:ascii="Arial" w:hAnsi="Arial" w:cs="Arial" w:eastAsia="Arial"/>
       <w:b/>
       <w:bCs/>
       <w:i/>
@@ -1826,7 +1826,7 @@
       <w:outlineLvl w:val="4"/>
     </w:pPr>
     <w:rPr>
-      <w:rFonts w:asciiTheme="majorHAnsi" w:eastAsiaTheme="majorEastAsia" w:hAnsiTheme="majorHAnsi" w:cstheme="majorBidi"/>
+      <w:rFonts w:ascii="Arial" w:hAnsi="Arial" w:cs="Arial" w:eastAsia="Arial"/>
       <w:color w:val="243F60" w:themeColor="accent1" w:themeShade="7F"/>
     </w:rPr>
   </w:style>
@@ -1847,7 +1847,7 @@
       <w:outlineLvl w:val="5"/>
     </w:pPr>
     <w:rPr>
-      <w:rFonts w:asciiTheme="majorHAnsi" w:eastAsiaTheme="majorEastAsia" w:hAnsiTheme="majorHAnsi" w:cstheme="majorBidi"/>
+      <w:rFonts w:ascii="Arial" w:hAnsi="Arial" w:cs="Arial" w:eastAsia="Arial"/>
       <w:i/>
       <w:iCs/>
       <w:color w:val="243F60" w:themeColor="accent1" w:themeShade="7F"/>
@@ -1870,7 +1870,7 @@
       <w:outlineLvl w:val="6"/>
     </w:pPr>
     <w:rPr>
-      <w:rFonts w:asciiTheme="majorHAnsi" w:eastAsiaTheme="majorEastAsia" w:hAnsiTheme="majorHAnsi" w:cstheme="majorBidi"/>
+      <w:rFonts w:ascii="Arial" w:hAnsi="Arial" w:cs="Arial" w:eastAsia="Arial"/>
       <w:i/>
       <w:iCs/>
       <w:color w:val="404040" w:themeColor="text1" w:themeTint="BF"/>
@@ -1893,7 +1893,7 @@
       <w:outlineLvl w:val="7"/>
     </w:pPr>
     <w:rPr>
-      <w:rFonts w:asciiTheme="majorHAnsi" w:eastAsiaTheme="majorEastAsia" w:hAnsiTheme="majorHAnsi" w:cstheme="majorBidi"/>
+      <w:rFonts w:ascii="Arial" w:hAnsi="Arial" w:cs="Arial" w:eastAsia="Arial"/>
       <w:color w:val="4F81BD" w:themeColor="accent1"/>
       <w:sz w:val="20"/>
       <w:szCs w:val="20"/>
@@ -1916,7 +1916,7 @@
       <w:outlineLvl w:val="8"/>
     </w:pPr>
     <w:rPr>
-      <w:rFonts w:asciiTheme="majorHAnsi" w:eastAsiaTheme="majorEastAsia" w:hAnsiTheme="majorHAnsi" w:cstheme="majorBidi"/>
+      <w:rFonts w:ascii="Arial" w:hAnsi="Arial" w:cs="Arial" w:eastAsia="Arial"/>
       <w:i/>
       <w:iCs/>
       <w:color w:val="404040" w:themeColor="text1" w:themeTint="BF"/>
@@ -1967,7 +1967,7 @@
     <w:uiPriority w:val="9"/>
     <w:rsid w:val="00FC693F"/>
     <w:rPr>
-      <w:rFonts w:asciiTheme="majorHAnsi" w:eastAsiaTheme="majorEastAsia" w:hAnsiTheme="majorHAnsi" w:cstheme="majorBidi"/>
+      <w:rFonts w:ascii="Arial" w:hAnsi="Arial" w:cs="Arial" w:eastAsia="Arial"/>
       <w:b/>
       <w:bCs/>
       <w:color w:val="365F91" w:themeColor="accent1" w:themeShade="BF"/>
@@ -1982,7 +1982,7 @@
     <w:uiPriority w:val="9"/>
     <w:rsid w:val="00FC693F"/>
     <w:rPr>
-      <w:rFonts w:asciiTheme="majorHAnsi" w:eastAsiaTheme="majorEastAsia" w:hAnsiTheme="majorHAnsi" w:cstheme="majorBidi"/>
+      <w:rFonts w:ascii="Arial" w:hAnsi="Arial" w:cs="Arial" w:eastAsia="Arial"/>
       <w:b/>
       <w:bCs/>
       <w:color w:val="4F81BD" w:themeColor="accent1"/>
@@ -1997,7 +1997,7 @@
     <w:uiPriority w:val="9"/>
     <w:rsid w:val="00FC693F"/>
     <w:rPr>
-      <w:rFonts w:asciiTheme="majorHAnsi" w:eastAsiaTheme="majorEastAsia" w:hAnsiTheme="majorHAnsi" w:cstheme="majorBidi"/>
+      <w:rFonts w:ascii="Arial" w:hAnsi="Arial" w:cs="Arial" w:eastAsia="Arial"/>
       <w:b/>
       <w:bCs/>
       <w:color w:val="4F81BD" w:themeColor="accent1"/>
@@ -2019,7 +2019,7 @@
       <w:contextualSpacing/>
     </w:pPr>
     <w:rPr>
-      <w:rFonts w:asciiTheme="majorHAnsi" w:eastAsiaTheme="majorEastAsia" w:hAnsiTheme="majorHAnsi" w:cstheme="majorBidi"/>
+      <w:rFonts w:ascii="Arial" w:hAnsi="Arial" w:cs="Arial" w:eastAsia="Arial"/>
       <w:color w:val="17365D" w:themeColor="text2" w:themeShade="BF"/>
       <w:spacing w:val="5"/>
       <w:kern w:val="28"/>
@@ -2034,7 +2034,7 @@
     <w:uiPriority w:val="10"/>
     <w:rsid w:val="00FC693F"/>
     <w:rPr>
-      <w:rFonts w:asciiTheme="majorHAnsi" w:eastAsiaTheme="majorEastAsia" w:hAnsiTheme="majorHAnsi" w:cstheme="majorBidi"/>
+      <w:rFonts w:ascii="Arial" w:hAnsi="Arial" w:cs="Arial" w:eastAsia="Arial"/>
       <w:color w:val="17365D" w:themeColor="text2" w:themeShade="BF"/>
       <w:spacing w:val="5"/>
       <w:kern w:val="28"/>
@@ -2056,7 +2056,7 @@
       </w:numPr>
     </w:pPr>
     <w:rPr>
-      <w:rFonts w:asciiTheme="majorHAnsi" w:eastAsiaTheme="majorEastAsia" w:hAnsiTheme="majorHAnsi" w:cstheme="majorBidi"/>
+      <w:rFonts w:ascii="Arial" w:hAnsi="Arial" w:cs="Arial" w:eastAsia="Arial"/>
       <w:i/>
       <w:iCs/>
       <w:color w:val="4F81BD" w:themeColor="accent1"/>
@@ -2072,7 +2072,7 @@
     <w:uiPriority w:val="11"/>
     <w:rsid w:val="00FC693F"/>
     <w:rPr>
-      <w:rFonts w:asciiTheme="majorHAnsi" w:eastAsiaTheme="majorEastAsia" w:hAnsiTheme="majorHAnsi" w:cstheme="majorBidi"/>
+      <w:rFonts w:ascii="Arial" w:hAnsi="Arial" w:cs="Arial" w:eastAsia="Arial"/>
       <w:i/>
       <w:iCs/>
       <w:color w:val="4F81BD" w:themeColor="accent1"/>
@@ -2319,7 +2319,7 @@
       </w:tabs>
     </w:pPr>
     <w:rPr>
-      <w:rFonts w:ascii="Courier" w:hAnsi="Courier"/>
+      <w:rFonts w:ascii="Arial" w:hAnsi="Arial" w:cs="Arial" w:eastAsia="Arial"/>
       <w:sz w:val="20"/>
       <w:szCs w:val="20"/>
     </w:rPr>
@@ -2331,7 +2331,7 @@
     <w:uiPriority w:val="99"/>
     <w:rsid w:val="0029639D"/>
     <w:rPr>
-      <w:rFonts w:ascii="Courier" w:hAnsi="Courier"/>
+      <w:rFonts w:ascii="Arial" w:hAnsi="Arial" w:cs="Arial" w:eastAsia="Arial"/>
       <w:sz w:val="20"/>
       <w:szCs w:val="20"/>
     </w:rPr>
@@ -2370,7 +2370,7 @@
     <w:semiHidden/>
     <w:rsid w:val="00FC693F"/>
     <w:rPr>
-      <w:rFonts w:asciiTheme="majorHAnsi" w:eastAsiaTheme="majorEastAsia" w:hAnsiTheme="majorHAnsi" w:cstheme="majorBidi"/>
+      <w:rFonts w:ascii="Arial" w:hAnsi="Arial" w:cs="Arial" w:eastAsia="Arial"/>
       <w:b/>
       <w:bCs/>
       <w:i/>
@@ -2386,7 +2386,7 @@
     <w:semiHidden/>
     <w:rsid w:val="00FC693F"/>
     <w:rPr>
-      <w:rFonts w:asciiTheme="majorHAnsi" w:eastAsiaTheme="majorEastAsia" w:hAnsiTheme="majorHAnsi" w:cstheme="majorBidi"/>
+      <w:rFonts w:ascii="Arial" w:hAnsi="Arial" w:cs="Arial" w:eastAsia="Arial"/>
       <w:color w:val="243F60" w:themeColor="accent1" w:themeShade="7F"/>
     </w:rPr>
   </w:style>
@@ -2398,7 +2398,7 @@
     <w:semiHidden/>
     <w:rsid w:val="00FC693F"/>
     <w:rPr>
-      <w:rFonts w:asciiTheme="majorHAnsi" w:eastAsiaTheme="majorEastAsia" w:hAnsiTheme="majorHAnsi" w:cstheme="majorBidi"/>
+      <w:rFonts w:ascii="Arial" w:hAnsi="Arial" w:cs="Arial" w:eastAsia="Arial"/>
       <w:i/>
       <w:iCs/>
       <w:color w:val="243F60" w:themeColor="accent1" w:themeShade="7F"/>
@@ -2412,7 +2412,7 @@
     <w:semiHidden/>
     <w:rsid w:val="00FC693F"/>
     <w:rPr>
-      <w:rFonts w:asciiTheme="majorHAnsi" w:eastAsiaTheme="majorEastAsia" w:hAnsiTheme="majorHAnsi" w:cstheme="majorBidi"/>
+      <w:rFonts w:ascii="Arial" w:hAnsi="Arial" w:cs="Arial" w:eastAsia="Arial"/>
       <w:i/>
       <w:iCs/>
       <w:color w:val="404040" w:themeColor="text1" w:themeTint="BF"/>
@@ -2426,7 +2426,7 @@
     <w:semiHidden/>
     <w:rsid w:val="00FC693F"/>
     <w:rPr>
-      <w:rFonts w:asciiTheme="majorHAnsi" w:eastAsiaTheme="majorEastAsia" w:hAnsiTheme="majorHAnsi" w:cstheme="majorBidi"/>
+      <w:rFonts w:ascii="Arial" w:hAnsi="Arial" w:cs="Arial" w:eastAsia="Arial"/>
       <w:color w:val="4F81BD" w:themeColor="accent1"/>
       <w:sz w:val="20"/>
       <w:szCs w:val="20"/>
@@ -2440,7 +2440,7 @@
     <w:semiHidden/>
     <w:rsid w:val="00FC693F"/>
     <w:rPr>
-      <w:rFonts w:asciiTheme="majorHAnsi" w:eastAsiaTheme="majorEastAsia" w:hAnsiTheme="majorHAnsi" w:cstheme="majorBidi"/>
+      <w:rFonts w:ascii="Arial" w:hAnsi="Arial" w:cs="Arial" w:eastAsia="Arial"/>
       <w:i/>
       <w:iCs/>
       <w:color w:val="404040" w:themeColor="text1" w:themeTint="BF"/>
@@ -4029,7 +4029,7 @@
         <w:spacing w:before="0" w:after="0" w:line="240" w:lineRule="auto"/>
       </w:pPr>
       <w:rPr>
-        <w:rFonts w:asciiTheme="majorHAnsi" w:eastAsiaTheme="majorEastAsia" w:hAnsiTheme="majorHAnsi" w:cstheme="majorBidi"/>
+        <w:rFonts w:ascii="Arial" w:hAnsi="Arial" w:cs="Arial" w:eastAsia="Arial"/>
         <w:b/>
         <w:bCs/>
       </w:rPr>
@@ -4050,7 +4050,7 @@
         <w:spacing w:before="0" w:after="0" w:line="240" w:lineRule="auto"/>
       </w:pPr>
       <w:rPr>
-        <w:rFonts w:asciiTheme="majorHAnsi" w:eastAsiaTheme="majorEastAsia" w:hAnsiTheme="majorHAnsi" w:cstheme="majorBidi"/>
+        <w:rFonts w:ascii="Arial" w:hAnsi="Arial" w:cs="Arial" w:eastAsia="Arial"/>
         <w:b/>
         <w:bCs/>
       </w:rPr>
@@ -4068,14 +4068,14 @@
     </w:tblStylePr>
     <w:tblStylePr w:type="firstCol">
       <w:rPr>
-        <w:rFonts w:asciiTheme="majorHAnsi" w:eastAsiaTheme="majorEastAsia" w:hAnsiTheme="majorHAnsi" w:cstheme="majorBidi"/>
+        <w:rFonts w:ascii="Arial" w:hAnsi="Arial" w:cs="Arial" w:eastAsia="Arial"/>
         <w:b/>
         <w:bCs/>
       </w:rPr>
     </w:tblStylePr>
     <w:tblStylePr w:type="lastCol">
       <w:rPr>
-        <w:rFonts w:asciiTheme="majorHAnsi" w:eastAsiaTheme="majorEastAsia" w:hAnsiTheme="majorHAnsi" w:cstheme="majorBidi"/>
+        <w:rFonts w:ascii="Arial" w:hAnsi="Arial" w:cs="Arial" w:eastAsia="Arial"/>
         <w:b/>
         <w:bCs/>
       </w:rPr>
@@ -4159,7 +4159,7 @@
         <w:spacing w:before="0" w:after="0" w:line="240" w:lineRule="auto"/>
       </w:pPr>
       <w:rPr>
-        <w:rFonts w:asciiTheme="majorHAnsi" w:eastAsiaTheme="majorEastAsia" w:hAnsiTheme="majorHAnsi" w:cstheme="majorBidi"/>
+        <w:rFonts w:ascii="Arial" w:hAnsi="Arial" w:cs="Arial" w:eastAsia="Arial"/>
         <w:b/>
         <w:bCs/>
       </w:rPr>
@@ -4180,7 +4180,7 @@
         <w:spacing w:before="0" w:after="0" w:line="240" w:lineRule="auto"/>
       </w:pPr>
       <w:rPr>
-        <w:rFonts w:asciiTheme="majorHAnsi" w:eastAsiaTheme="majorEastAsia" w:hAnsiTheme="majorHAnsi" w:cstheme="majorBidi"/>
+        <w:rFonts w:ascii="Arial" w:hAnsi="Arial" w:cs="Arial" w:eastAsia="Arial"/>
         <w:b/>
         <w:bCs/>
       </w:rPr>
@@ -4198,14 +4198,14 @@
     </w:tblStylePr>
     <w:tblStylePr w:type="firstCol">
       <w:rPr>
-        <w:rFonts w:asciiTheme="majorHAnsi" w:eastAsiaTheme="majorEastAsia" w:hAnsiTheme="majorHAnsi" w:cstheme="majorBidi"/>
+        <w:rFonts w:ascii="Arial" w:hAnsi="Arial" w:cs="Arial" w:eastAsia="Arial"/>
         <w:b/>
         <w:bCs/>
       </w:rPr>
     </w:tblStylePr>
     <w:tblStylePr w:type="lastCol">
       <w:rPr>
-        <w:rFonts w:asciiTheme="majorHAnsi" w:eastAsiaTheme="majorEastAsia" w:hAnsiTheme="majorHAnsi" w:cstheme="majorBidi"/>
+        <w:rFonts w:ascii="Arial" w:hAnsi="Arial" w:cs="Arial" w:eastAsia="Arial"/>
         <w:b/>
         <w:bCs/>
       </w:rPr>
@@ -4289,7 +4289,7 @@
         <w:spacing w:before="0" w:after="0" w:line="240" w:lineRule="auto"/>
       </w:pPr>
       <w:rPr>
-        <w:rFonts w:asciiTheme="majorHAnsi" w:eastAsiaTheme="majorEastAsia" w:hAnsiTheme="majorHAnsi" w:cstheme="majorBidi"/>
+        <w:rFonts w:ascii="Arial" w:hAnsi="Arial" w:cs="Arial" w:eastAsia="Arial"/>
         <w:b/>
         <w:bCs/>
       </w:rPr>
@@ -4310,7 +4310,7 @@
         <w:spacing w:before="0" w:after="0" w:line="240" w:lineRule="auto"/>
       </w:pPr>
       <w:rPr>
-        <w:rFonts w:asciiTheme="majorHAnsi" w:eastAsiaTheme="majorEastAsia" w:hAnsiTheme="majorHAnsi" w:cstheme="majorBidi"/>
+        <w:rFonts w:ascii="Arial" w:hAnsi="Arial" w:cs="Arial" w:eastAsia="Arial"/>
         <w:b/>
         <w:bCs/>
       </w:rPr>
@@ -4328,14 +4328,14 @@
     </w:tblStylePr>
     <w:tblStylePr w:type="firstCol">
       <w:rPr>
-        <w:rFonts w:asciiTheme="majorHAnsi" w:eastAsiaTheme="majorEastAsia" w:hAnsiTheme="majorHAnsi" w:cstheme="majorBidi"/>
+        <w:rFonts w:ascii="Arial" w:hAnsi="Arial" w:cs="Arial" w:eastAsia="Arial"/>
         <w:b/>
         <w:bCs/>
       </w:rPr>
     </w:tblStylePr>
     <w:tblStylePr w:type="lastCol">
       <w:rPr>
-        <w:rFonts w:asciiTheme="majorHAnsi" w:eastAsiaTheme="majorEastAsia" w:hAnsiTheme="majorHAnsi" w:cstheme="majorBidi"/>
+        <w:rFonts w:ascii="Arial" w:hAnsi="Arial" w:cs="Arial" w:eastAsia="Arial"/>
         <w:b/>
         <w:bCs/>
       </w:rPr>
@@ -4419,7 +4419,7 @@
         <w:spacing w:before="0" w:after="0" w:line="240" w:lineRule="auto"/>
       </w:pPr>
       <w:rPr>
-        <w:rFonts w:asciiTheme="majorHAnsi" w:eastAsiaTheme="majorEastAsia" w:hAnsiTheme="majorHAnsi" w:cstheme="majorBidi"/>
+        <w:rFonts w:ascii="Arial" w:hAnsi="Arial" w:cs="Arial" w:eastAsia="Arial"/>
         <w:b/>
         <w:bCs/>
       </w:rPr>
@@ -4440,7 +4440,7 @@
         <w:spacing w:before="0" w:after="0" w:line="240" w:lineRule="auto"/>
       </w:pPr>
       <w:rPr>
-        <w:rFonts w:asciiTheme="majorHAnsi" w:eastAsiaTheme="majorEastAsia" w:hAnsiTheme="majorHAnsi" w:cstheme="majorBidi"/>
+        <w:rFonts w:ascii="Arial" w:hAnsi="Arial" w:cs="Arial" w:eastAsia="Arial"/>
         <w:b/>
         <w:bCs/>
       </w:rPr>
@@ -4458,14 +4458,14 @@
     </w:tblStylePr>
     <w:tblStylePr w:type="firstCol">
       <w:rPr>
-        <w:rFonts w:asciiTheme="majorHAnsi" w:eastAsiaTheme="majorEastAsia" w:hAnsiTheme="majorHAnsi" w:cstheme="majorBidi"/>
+        <w:rFonts w:ascii="Arial" w:hAnsi="Arial" w:cs="Arial" w:eastAsia="Arial"/>
         <w:b/>
         <w:bCs/>
       </w:rPr>
     </w:tblStylePr>
     <w:tblStylePr w:type="lastCol">
       <w:rPr>
-        <w:rFonts w:asciiTheme="majorHAnsi" w:eastAsiaTheme="majorEastAsia" w:hAnsiTheme="majorHAnsi" w:cstheme="majorBidi"/>
+        <w:rFonts w:ascii="Arial" w:hAnsi="Arial" w:cs="Arial" w:eastAsia="Arial"/>
         <w:b/>
         <w:bCs/>
       </w:rPr>
@@ -4549,7 +4549,7 @@
         <w:spacing w:before="0" w:after="0" w:line="240" w:lineRule="auto"/>
       </w:pPr>
       <w:rPr>
-        <w:rFonts w:asciiTheme="majorHAnsi" w:eastAsiaTheme="majorEastAsia" w:hAnsiTheme="majorHAnsi" w:cstheme="majorBidi"/>
+        <w:rFonts w:ascii="Arial" w:hAnsi="Arial" w:cs="Arial" w:eastAsia="Arial"/>
         <w:b/>
         <w:bCs/>
       </w:rPr>
@@ -4570,7 +4570,7 @@
         <w:spacing w:before="0" w:after="0" w:line="240" w:lineRule="auto"/>
       </w:pPr>
       <w:rPr>
-        <w:rFonts w:asciiTheme="majorHAnsi" w:eastAsiaTheme="majorEastAsia" w:hAnsiTheme="majorHAnsi" w:cstheme="majorBidi"/>
+        <w:rFonts w:ascii="Arial" w:hAnsi="Arial" w:cs="Arial" w:eastAsia="Arial"/>
         <w:b/>
         <w:bCs/>
       </w:rPr>
@@ -4588,14 +4588,14 @@
     </w:tblStylePr>
     <w:tblStylePr w:type="firstCol">
       <w:rPr>
-        <w:rFonts w:asciiTheme="majorHAnsi" w:eastAsiaTheme="majorEastAsia" w:hAnsiTheme="majorHAnsi" w:cstheme="majorBidi"/>
+        <w:rFonts w:ascii="Arial" w:hAnsi="Arial" w:cs="Arial" w:eastAsia="Arial"/>
         <w:b/>
         <w:bCs/>
       </w:rPr>
     </w:tblStylePr>
     <w:tblStylePr w:type="lastCol">
       <w:rPr>
-        <w:rFonts w:asciiTheme="majorHAnsi" w:eastAsiaTheme="majorEastAsia" w:hAnsiTheme="majorHAnsi" w:cstheme="majorBidi"/>
+        <w:rFonts w:ascii="Arial" w:hAnsi="Arial" w:cs="Arial" w:eastAsia="Arial"/>
         <w:b/>
         <w:bCs/>
       </w:rPr>
@@ -4679,7 +4679,7 @@
         <w:spacing w:before="0" w:after="0" w:line="240" w:lineRule="auto"/>
       </w:pPr>
       <w:rPr>
-        <w:rFonts w:asciiTheme="majorHAnsi" w:eastAsiaTheme="majorEastAsia" w:hAnsiTheme="majorHAnsi" w:cstheme="majorBidi"/>
+        <w:rFonts w:ascii="Arial" w:hAnsi="Arial" w:cs="Arial" w:eastAsia="Arial"/>
         <w:b/>
         <w:bCs/>
       </w:rPr>
@@ -4700,7 +4700,7 @@
         <w:spacing w:before="0" w:after="0" w:line="240" w:lineRule="auto"/>
       </w:pPr>
       <w:rPr>
-        <w:rFonts w:asciiTheme="majorHAnsi" w:eastAsiaTheme="majorEastAsia" w:hAnsiTheme="majorHAnsi" w:cstheme="majorBidi"/>
+        <w:rFonts w:ascii="Arial" w:hAnsi="Arial" w:cs="Arial" w:eastAsia="Arial"/>
         <w:b/>
         <w:bCs/>
       </w:rPr>
@@ -4718,14 +4718,14 @@
     </w:tblStylePr>
     <w:tblStylePr w:type="firstCol">
       <w:rPr>
-        <w:rFonts w:asciiTheme="majorHAnsi" w:eastAsiaTheme="majorEastAsia" w:hAnsiTheme="majorHAnsi" w:cstheme="majorBidi"/>
+        <w:rFonts w:ascii="Arial" w:hAnsi="Arial" w:cs="Arial" w:eastAsia="Arial"/>
         <w:b/>
         <w:bCs/>
       </w:rPr>
     </w:tblStylePr>
     <w:tblStylePr w:type="lastCol">
       <w:rPr>
-        <w:rFonts w:asciiTheme="majorHAnsi" w:eastAsiaTheme="majorEastAsia" w:hAnsiTheme="majorHAnsi" w:cstheme="majorBidi"/>
+        <w:rFonts w:ascii="Arial" w:hAnsi="Arial" w:cs="Arial" w:eastAsia="Arial"/>
         <w:b/>
         <w:bCs/>
       </w:rPr>
@@ -4809,7 +4809,7 @@
         <w:spacing w:before="0" w:after="0" w:line="240" w:lineRule="auto"/>
       </w:pPr>
       <w:rPr>
-        <w:rFonts w:asciiTheme="majorHAnsi" w:eastAsiaTheme="majorEastAsia" w:hAnsiTheme="majorHAnsi" w:cstheme="majorBidi"/>
+        <w:rFonts w:ascii="Arial" w:hAnsi="Arial" w:cs="Arial" w:eastAsia="Arial"/>
         <w:b/>
         <w:bCs/>
       </w:rPr>
@@ -4830,7 +4830,7 @@
         <w:spacing w:before="0" w:after="0" w:line="240" w:lineRule="auto"/>
       </w:pPr>
       <w:rPr>
-        <w:rFonts w:asciiTheme="majorHAnsi" w:eastAsiaTheme="majorEastAsia" w:hAnsiTheme="majorHAnsi" w:cstheme="majorBidi"/>
+        <w:rFonts w:ascii="Arial" w:hAnsi="Arial" w:cs="Arial" w:eastAsia="Arial"/>
         <w:b/>
         <w:bCs/>
       </w:rPr>
@@ -4848,14 +4848,14 @@
     </w:tblStylePr>
     <w:tblStylePr w:type="firstCol">
       <w:rPr>
-        <w:rFonts w:asciiTheme="majorHAnsi" w:eastAsiaTheme="majorEastAsia" w:hAnsiTheme="majorHAnsi" w:cstheme="majorBidi"/>
+        <w:rFonts w:ascii="Arial" w:hAnsi="Arial" w:cs="Arial" w:eastAsia="Arial"/>
         <w:b/>
         <w:bCs/>
       </w:rPr>
     </w:tblStylePr>
     <w:tblStylePr w:type="lastCol">
       <w:rPr>
-        <w:rFonts w:asciiTheme="majorHAnsi" w:eastAsiaTheme="majorEastAsia" w:hAnsiTheme="majorHAnsi" w:cstheme="majorBidi"/>
+        <w:rFonts w:ascii="Arial" w:hAnsi="Arial" w:cs="Arial" w:eastAsia="Arial"/>
         <w:b/>
         <w:bCs/>
       </w:rPr>
@@ -6720,7 +6720,7 @@
     </w:tblPr>
     <w:tblStylePr w:type="firstRow">
       <w:rPr>
-        <w:rFonts w:asciiTheme="majorHAnsi" w:eastAsiaTheme="majorEastAsia" w:hAnsiTheme="majorHAnsi" w:cstheme="majorBidi"/>
+        <w:rFonts w:ascii="Arial" w:hAnsi="Arial" w:cs="Arial" w:eastAsia="Arial"/>
       </w:rPr>
       <w:tblPr/>
       <w:tcPr>
@@ -6804,7 +6804,7 @@
     </w:tblPr>
     <w:tblStylePr w:type="firstRow">
       <w:rPr>
-        <w:rFonts w:asciiTheme="majorHAnsi" w:eastAsiaTheme="majorEastAsia" w:hAnsiTheme="majorHAnsi" w:cstheme="majorBidi"/>
+        <w:rFonts w:ascii="Arial" w:hAnsi="Arial" w:cs="Arial" w:eastAsia="Arial"/>
       </w:rPr>
       <w:tblPr/>
       <w:tcPr>
@@ -6888,7 +6888,7 @@
     </w:tblPr>
     <w:tblStylePr w:type="firstRow">
       <w:rPr>
-        <w:rFonts w:asciiTheme="majorHAnsi" w:eastAsiaTheme="majorEastAsia" w:hAnsiTheme="majorHAnsi" w:cstheme="majorBidi"/>
+        <w:rFonts w:ascii="Arial" w:hAnsi="Arial" w:cs="Arial" w:eastAsia="Arial"/>
       </w:rPr>
       <w:tblPr/>
       <w:tcPr>
@@ -6972,7 +6972,7 @@
     </w:tblPr>
     <w:tblStylePr w:type="firstRow">
       <w:rPr>
-        <w:rFonts w:asciiTheme="majorHAnsi" w:eastAsiaTheme="majorEastAsia" w:hAnsiTheme="majorHAnsi" w:cstheme="majorBidi"/>
+        <w:rFonts w:ascii="Arial" w:hAnsi="Arial" w:cs="Arial" w:eastAsia="Arial"/>
       </w:rPr>
       <w:tblPr/>
       <w:tcPr>
@@ -7056,7 +7056,7 @@
     </w:tblPr>
     <w:tblStylePr w:type="firstRow">
       <w:rPr>
-        <w:rFonts w:asciiTheme="majorHAnsi" w:eastAsiaTheme="majorEastAsia" w:hAnsiTheme="majorHAnsi" w:cstheme="majorBidi"/>
+        <w:rFonts w:ascii="Arial" w:hAnsi="Arial" w:cs="Arial" w:eastAsia="Arial"/>
       </w:rPr>
       <w:tblPr/>
       <w:tcPr>
@@ -7140,7 +7140,7 @@
     </w:tblPr>
     <w:tblStylePr w:type="firstRow">
       <w:rPr>
-        <w:rFonts w:asciiTheme="majorHAnsi" w:eastAsiaTheme="majorEastAsia" w:hAnsiTheme="majorHAnsi" w:cstheme="majorBidi"/>
+        <w:rFonts w:ascii="Arial" w:hAnsi="Arial" w:cs="Arial" w:eastAsia="Arial"/>
       </w:rPr>
       <w:tblPr/>
       <w:tcPr>
@@ -7224,7 +7224,7 @@
     </w:tblPr>
     <w:tblStylePr w:type="firstRow">
       <w:rPr>
-        <w:rFonts w:asciiTheme="majorHAnsi" w:eastAsiaTheme="majorEastAsia" w:hAnsiTheme="majorHAnsi" w:cstheme="majorBidi"/>
+        <w:rFonts w:ascii="Arial" w:hAnsi="Arial" w:cs="Arial" w:eastAsia="Arial"/>
       </w:rPr>
       <w:tblPr/>
       <w:tcPr>
@@ -7289,7 +7289,7 @@
       <w:spacing w:after="0" w:line="240" w:lineRule="auto"/>
     </w:pPr>
     <w:rPr>
-      <w:rFonts w:asciiTheme="majorHAnsi" w:eastAsiaTheme="majorEastAsia" w:hAnsiTheme="majorHAnsi" w:cstheme="majorBidi"/>
+      <w:rFonts w:ascii="Arial" w:hAnsi="Arial" w:cs="Arial" w:eastAsia="Arial"/>
       <w:color w:val="000000" w:themeColor="text1"/>
     </w:rPr>
     <w:tblPr>
@@ -7417,7 +7417,7 @@
       <w:spacing w:after="0" w:line="240" w:lineRule="auto"/>
     </w:pPr>
     <w:rPr>
-      <w:rFonts w:asciiTheme="majorHAnsi" w:eastAsiaTheme="majorEastAsia" w:hAnsiTheme="majorHAnsi" w:cstheme="majorBidi"/>
+      <w:rFonts w:ascii="Arial" w:hAnsi="Arial" w:cs="Arial" w:eastAsia="Arial"/>
       <w:color w:val="000000" w:themeColor="text1"/>
     </w:rPr>
     <w:tblPr>
@@ -7545,7 +7545,7 @@
       <w:spacing w:after="0" w:line="240" w:lineRule="auto"/>
     </w:pPr>
     <w:rPr>
-      <w:rFonts w:asciiTheme="majorHAnsi" w:eastAsiaTheme="majorEastAsia" w:hAnsiTheme="majorHAnsi" w:cstheme="majorBidi"/>
+      <w:rFonts w:ascii="Arial" w:hAnsi="Arial" w:cs="Arial" w:eastAsia="Arial"/>
       <w:color w:val="000000" w:themeColor="text1"/>
     </w:rPr>
     <w:tblPr>
@@ -7673,7 +7673,7 @@
       <w:spacing w:after="0" w:line="240" w:lineRule="auto"/>
     </w:pPr>
     <w:rPr>
-      <w:rFonts w:asciiTheme="majorHAnsi" w:eastAsiaTheme="majorEastAsia" w:hAnsiTheme="majorHAnsi" w:cstheme="majorBidi"/>
+      <w:rFonts w:ascii="Arial" w:hAnsi="Arial" w:cs="Arial" w:eastAsia="Arial"/>
       <w:color w:val="000000" w:themeColor="text1"/>
     </w:rPr>
     <w:tblPr>
@@ -7801,7 +7801,7 @@
       <w:spacing w:after="0" w:line="240" w:lineRule="auto"/>
     </w:pPr>
     <w:rPr>
-      <w:rFonts w:asciiTheme="majorHAnsi" w:eastAsiaTheme="majorEastAsia" w:hAnsiTheme="majorHAnsi" w:cstheme="majorBidi"/>
+      <w:rFonts w:ascii="Arial" w:hAnsi="Arial" w:cs="Arial" w:eastAsia="Arial"/>
       <w:color w:val="000000" w:themeColor="text1"/>
     </w:rPr>
     <w:tblPr>
@@ -7929,7 +7929,7 @@
       <w:spacing w:after="0" w:line="240" w:lineRule="auto"/>
     </w:pPr>
     <w:rPr>
-      <w:rFonts w:asciiTheme="majorHAnsi" w:eastAsiaTheme="majorEastAsia" w:hAnsiTheme="majorHAnsi" w:cstheme="majorBidi"/>
+      <w:rFonts w:ascii="Arial" w:hAnsi="Arial" w:cs="Arial" w:eastAsia="Arial"/>
       <w:color w:val="000000" w:themeColor="text1"/>
     </w:rPr>
     <w:tblPr>
@@ -8057,7 +8057,7 @@
       <w:spacing w:after="0" w:line="240" w:lineRule="auto"/>
     </w:pPr>
     <w:rPr>
-      <w:rFonts w:asciiTheme="majorHAnsi" w:eastAsiaTheme="majorEastAsia" w:hAnsiTheme="majorHAnsi" w:cstheme="majorBidi"/>
+      <w:rFonts w:ascii="Arial" w:hAnsi="Arial" w:cs="Arial" w:eastAsia="Arial"/>
       <w:color w:val="000000" w:themeColor="text1"/>
     </w:rPr>
     <w:tblPr>
@@ -8696,7 +8696,7 @@
       <w:spacing w:after="0" w:line="240" w:lineRule="auto"/>
     </w:pPr>
     <w:rPr>
-      <w:rFonts w:asciiTheme="majorHAnsi" w:eastAsiaTheme="majorEastAsia" w:hAnsiTheme="majorHAnsi" w:cstheme="majorBidi"/>
+      <w:rFonts w:ascii="Arial" w:hAnsi="Arial" w:cs="Arial" w:eastAsia="Arial"/>
       <w:color w:val="000000" w:themeColor="text1"/>
     </w:rPr>
     <w:tblPr>
@@ -8821,7 +8821,7 @@
       <w:spacing w:after="0" w:line="240" w:lineRule="auto"/>
     </w:pPr>
     <w:rPr>
-      <w:rFonts w:asciiTheme="majorHAnsi" w:eastAsiaTheme="majorEastAsia" w:hAnsiTheme="majorHAnsi" w:cstheme="majorBidi"/>
+      <w:rFonts w:ascii="Arial" w:hAnsi="Arial" w:cs="Arial" w:eastAsia="Arial"/>
       <w:color w:val="000000" w:themeColor="text1"/>
     </w:rPr>
     <w:tblPr>
@@ -8946,7 +8946,7 @@
       <w:spacing w:after="0" w:line="240" w:lineRule="auto"/>
     </w:pPr>
     <w:rPr>
-      <w:rFonts w:asciiTheme="majorHAnsi" w:eastAsiaTheme="majorEastAsia" w:hAnsiTheme="majorHAnsi" w:cstheme="majorBidi"/>
+      <w:rFonts w:ascii="Arial" w:hAnsi="Arial" w:cs="Arial" w:eastAsia="Arial"/>
       <w:color w:val="000000" w:themeColor="text1"/>
     </w:rPr>
     <w:tblPr>
@@ -9071,7 +9071,7 @@
       <w:spacing w:after="0" w:line="240" w:lineRule="auto"/>
     </w:pPr>
     <w:rPr>
-      <w:rFonts w:asciiTheme="majorHAnsi" w:eastAsiaTheme="majorEastAsia" w:hAnsiTheme="majorHAnsi" w:cstheme="majorBidi"/>
+      <w:rFonts w:ascii="Arial" w:hAnsi="Arial" w:cs="Arial" w:eastAsia="Arial"/>
       <w:color w:val="000000" w:themeColor="text1"/>
     </w:rPr>
     <w:tblPr>
@@ -9196,7 +9196,7 @@
       <w:spacing w:after="0" w:line="240" w:lineRule="auto"/>
     </w:pPr>
     <w:rPr>
-      <w:rFonts w:asciiTheme="majorHAnsi" w:eastAsiaTheme="majorEastAsia" w:hAnsiTheme="majorHAnsi" w:cstheme="majorBidi"/>
+      <w:rFonts w:ascii="Arial" w:hAnsi="Arial" w:cs="Arial" w:eastAsia="Arial"/>
       <w:color w:val="000000" w:themeColor="text1"/>
     </w:rPr>
     <w:tblPr>
@@ -9321,7 +9321,7 @@
       <w:spacing w:after="0" w:line="240" w:lineRule="auto"/>
     </w:pPr>
     <w:rPr>
-      <w:rFonts w:asciiTheme="majorHAnsi" w:eastAsiaTheme="majorEastAsia" w:hAnsiTheme="majorHAnsi" w:cstheme="majorBidi"/>
+      <w:rFonts w:ascii="Arial" w:hAnsi="Arial" w:cs="Arial" w:eastAsia="Arial"/>
       <w:color w:val="000000" w:themeColor="text1"/>
     </w:rPr>
     <w:tblPr>
@@ -9446,7 +9446,7 @@
       <w:spacing w:after="0" w:line="240" w:lineRule="auto"/>
     </w:pPr>
     <w:rPr>
-      <w:rFonts w:asciiTheme="majorHAnsi" w:eastAsiaTheme="majorEastAsia" w:hAnsiTheme="majorHAnsi" w:cstheme="majorBidi"/>
+      <w:rFonts w:ascii="Arial" w:hAnsi="Arial" w:cs="Arial" w:eastAsia="Arial"/>
       <w:color w:val="000000" w:themeColor="text1"/>
     </w:rPr>
     <w:tblPr>
@@ -13361,7 +13361,7 @@
   <w:docDefaults>
     <w:rPrDefault>
       <w:rPr>
-        <w:rFonts w:asciiTheme="minorHAnsi" w:eastAsiaTheme="minorEastAsia" w:hAnsiTheme="minorHAnsi" w:cstheme="minorBidi"/>
+        <w:rFonts w:ascii="Arial" w:hAnsi="Arial" w:cs="Arial" w:eastAsia="Arial"/>
         <w:sz w:val="22"/>
         <w:szCs w:val="22"/>
         <w:lang w:val="en-US" w:eastAsia="en-US" w:bidi="ar-SA"/>
@@ -13532,7 +13532,7 @@
       <w:outlineLvl w:val="0"/>
     </w:pPr>
     <w:rPr>
-      <w:rFonts w:asciiTheme="majorHAnsi" w:eastAsiaTheme="majorEastAsia" w:hAnsiTheme="majorHAnsi" w:cstheme="majorBidi"/>
+      <w:rFonts w:ascii="Arial" w:hAnsi="Arial" w:cs="Arial" w:eastAsia="Arial"/>
       <w:b/>
       <w:bCs/>
       <w:color w:val="365F91" w:themeColor="accent1" w:themeShade="BF"/>
@@ -13556,7 +13556,7 @@
       <w:outlineLvl w:val="1"/>
     </w:pPr>
     <w:rPr>
-      <w:rFonts w:asciiTheme="majorHAnsi" w:eastAsiaTheme="majorEastAsia" w:hAnsiTheme="majorHAnsi" w:cstheme="majorBidi"/>
+      <w:rFonts w:ascii="Arial" w:hAnsi="Arial" w:cs="Arial" w:eastAsia="Arial"/>
       <w:b/>
       <w:bCs/>
       <w:color w:val="4F81BD" w:themeColor="accent1"/>
@@ -13580,7 +13580,7 @@
       <w:outlineLvl w:val="2"/>
     </w:pPr>
     <w:rPr>
-      <w:rFonts w:asciiTheme="majorHAnsi" w:eastAsiaTheme="majorEastAsia" w:hAnsiTheme="majorHAnsi" w:cstheme="majorBidi"/>
+      <w:rFonts w:ascii="Arial" w:hAnsi="Arial" w:cs="Arial" w:eastAsia="Arial"/>
       <w:b/>
       <w:bCs/>
       <w:color w:val="4F81BD" w:themeColor="accent1"/>
@@ -13603,7 +13603,7 @@
       <w:outlineLvl w:val="3"/>
     </w:pPr>
     <w:rPr>
-      <w:rFonts w:asciiTheme="majorHAnsi" w:eastAsiaTheme="majorEastAsia" w:hAnsiTheme="majorHAnsi" w:cstheme="majorBidi"/>
+      <w:rFonts w:ascii="Arial" w:hAnsi="Arial" w:cs="Arial" w:eastAsia="Arial"/>
       <w:b/>
       <w:bCs/>
       <w:i/>
@@ -13628,7 +13628,7 @@
       <w:outlineLvl w:val="4"/>
     </w:pPr>
     <w:rPr>
-      <w:rFonts w:asciiTheme="majorHAnsi" w:eastAsiaTheme="majorEastAsia" w:hAnsiTheme="majorHAnsi" w:cstheme="majorBidi"/>
+      <w:rFonts w:ascii="Arial" w:hAnsi="Arial" w:cs="Arial" w:eastAsia="Arial"/>
       <w:color w:val="243F60" w:themeColor="accent1" w:themeShade="7F"/>
     </w:rPr>
   </w:style>
@@ -13649,7 +13649,7 @@
       <w:outlineLvl w:val="5"/>
     </w:pPr>
     <w:rPr>
-      <w:rFonts w:asciiTheme="majorHAnsi" w:eastAsiaTheme="majorEastAsia" w:hAnsiTheme="majorHAnsi" w:cstheme="majorBidi"/>
+      <w:rFonts w:ascii="Arial" w:hAnsi="Arial" w:cs="Arial" w:eastAsia="Arial"/>
       <w:i/>
       <w:iCs/>
       <w:color w:val="243F60" w:themeColor="accent1" w:themeShade="7F"/>
@@ -13672,7 +13672,7 @@
       <w:outlineLvl w:val="6"/>
     </w:pPr>
     <w:rPr>
-      <w:rFonts w:asciiTheme="majorHAnsi" w:eastAsiaTheme="majorEastAsia" w:hAnsiTheme="majorHAnsi" w:cstheme="majorBidi"/>
+      <w:rFonts w:ascii="Arial" w:hAnsi="Arial" w:cs="Arial" w:eastAsia="Arial"/>
       <w:i/>
       <w:iCs/>
       <w:color w:val="404040" w:themeColor="text1" w:themeTint="BF"/>
@@ -13695,7 +13695,7 @@
       <w:outlineLvl w:val="7"/>
     </w:pPr>
     <w:rPr>
-      <w:rFonts w:asciiTheme="majorHAnsi" w:eastAsiaTheme="majorEastAsia" w:hAnsiTheme="majorHAnsi" w:cstheme="majorBidi"/>
+      <w:rFonts w:ascii="Arial" w:hAnsi="Arial" w:cs="Arial" w:eastAsia="Arial"/>
       <w:color w:val="4F81BD" w:themeColor="accent1"/>
       <w:sz w:val="20"/>
       <w:szCs w:val="20"/>
@@ -13718,7 +13718,7 @@
       <w:outlineLvl w:val="8"/>
     </w:pPr>
     <w:rPr>
-      <w:rFonts w:asciiTheme="majorHAnsi" w:eastAsiaTheme="majorEastAsia" w:hAnsiTheme="majorHAnsi" w:cstheme="majorBidi"/>
+      <w:rFonts w:ascii="Arial" w:hAnsi="Arial" w:cs="Arial" w:eastAsia="Arial"/>
       <w:i/>
       <w:iCs/>
       <w:color w:val="404040" w:themeColor="text1" w:themeTint="BF"/>
@@ -13769,7 +13769,7 @@
     <w:uiPriority w:val="9"/>
     <w:rsid w:val="00FC693F"/>
     <w:rPr>
-      <w:rFonts w:asciiTheme="majorHAnsi" w:eastAsiaTheme="majorEastAsia" w:hAnsiTheme="majorHAnsi" w:cstheme="majorBidi"/>
+      <w:rFonts w:ascii="Arial" w:hAnsi="Arial" w:cs="Arial" w:eastAsia="Arial"/>
       <w:b/>
       <w:bCs/>
       <w:color w:val="365F91" w:themeColor="accent1" w:themeShade="BF"/>
@@ -13784,7 +13784,7 @@
     <w:uiPriority w:val="9"/>
     <w:rsid w:val="00FC693F"/>
     <w:rPr>
-      <w:rFonts w:asciiTheme="majorHAnsi" w:eastAsiaTheme="majorEastAsia" w:hAnsiTheme="majorHAnsi" w:cstheme="majorBidi"/>
+      <w:rFonts w:ascii="Arial" w:hAnsi="Arial" w:cs="Arial" w:eastAsia="Arial"/>
       <w:b/>
       <w:bCs/>
       <w:color w:val="4F81BD" w:themeColor="accent1"/>
@@ -13799,7 +13799,7 @@
     <w:uiPriority w:val="9"/>
     <w:rsid w:val="00FC693F"/>
     <w:rPr>
-      <w:rFonts w:asciiTheme="majorHAnsi" w:eastAsiaTheme="majorEastAsia" w:hAnsiTheme="majorHAnsi" w:cstheme="majorBidi"/>
+      <w:rFonts w:ascii="Arial" w:hAnsi="Arial" w:cs="Arial" w:eastAsia="Arial"/>
       <w:b/>
       <w:bCs/>
       <w:color w:val="4F81BD" w:themeColor="accent1"/>
@@ -13821,7 +13821,7 @@
       <w:contextualSpacing/>
     </w:pPr>
     <w:rPr>
-      <w:rFonts w:asciiTheme="majorHAnsi" w:eastAsiaTheme="majorEastAsia" w:hAnsiTheme="majorHAnsi" w:cstheme="majorBidi"/>
+      <w:rFonts w:ascii="Arial" w:hAnsi="Arial" w:cs="Arial" w:eastAsia="Arial"/>
       <w:color w:val="17365D" w:themeColor="text2" w:themeShade="BF"/>
       <w:spacing w:val="5"/>
       <w:kern w:val="28"/>
@@ -13836,7 +13836,7 @@
     <w:uiPriority w:val="10"/>
     <w:rsid w:val="00FC693F"/>
     <w:rPr>
-      <w:rFonts w:asciiTheme="majorHAnsi" w:eastAsiaTheme="majorEastAsia" w:hAnsiTheme="majorHAnsi" w:cstheme="majorBidi"/>
+      <w:rFonts w:ascii="Arial" w:hAnsi="Arial" w:cs="Arial" w:eastAsia="Arial"/>
       <w:color w:val="17365D" w:themeColor="text2" w:themeShade="BF"/>
       <w:spacing w:val="5"/>
       <w:kern w:val="28"/>
@@ -13858,7 +13858,7 @@
       </w:numPr>
     </w:pPr>
     <w:rPr>
-      <w:rFonts w:asciiTheme="majorHAnsi" w:eastAsiaTheme="majorEastAsia" w:hAnsiTheme="majorHAnsi" w:cstheme="majorBidi"/>
+      <w:rFonts w:ascii="Arial" w:hAnsi="Arial" w:cs="Arial" w:eastAsia="Arial"/>
       <w:i/>
       <w:iCs/>
       <w:color w:val="4F81BD" w:themeColor="accent1"/>
@@ -13874,7 +13874,7 @@
     <w:uiPriority w:val="11"/>
     <w:rsid w:val="00FC693F"/>
     <w:rPr>
-      <w:rFonts w:asciiTheme="majorHAnsi" w:eastAsiaTheme="majorEastAsia" w:hAnsiTheme="majorHAnsi" w:cstheme="majorBidi"/>
+      <w:rFonts w:ascii="Arial" w:hAnsi="Arial" w:cs="Arial" w:eastAsia="Arial"/>
       <w:i/>
       <w:iCs/>
       <w:color w:val="4F81BD" w:themeColor="accent1"/>
@@ -14121,7 +14121,7 @@
       </w:tabs>
     </w:pPr>
     <w:rPr>
-      <w:rFonts w:ascii="Courier" w:hAnsi="Courier"/>
+      <w:rFonts w:ascii="Arial" w:hAnsi="Arial" w:cs="Arial" w:eastAsia="Arial"/>
       <w:sz w:val="20"/>
       <w:szCs w:val="20"/>
     </w:rPr>
@@ -14133,7 +14133,7 @@
     <w:uiPriority w:val="99"/>
     <w:rsid w:val="0029639D"/>
     <w:rPr>
-      <w:rFonts w:ascii="Courier" w:hAnsi="Courier"/>
+      <w:rFonts w:ascii="Arial" w:hAnsi="Arial" w:cs="Arial" w:eastAsia="Arial"/>
       <w:sz w:val="20"/>
       <w:szCs w:val="20"/>
     </w:rPr>
@@ -14172,7 +14172,7 @@
     <w:semiHidden/>
     <w:rsid w:val="00FC693F"/>
     <w:rPr>
-      <w:rFonts w:asciiTheme="majorHAnsi" w:eastAsiaTheme="majorEastAsia" w:hAnsiTheme="majorHAnsi" w:cstheme="majorBidi"/>
+      <w:rFonts w:ascii="Arial" w:hAnsi="Arial" w:cs="Arial" w:eastAsia="Arial"/>
       <w:b/>
       <w:bCs/>
       <w:i/>
@@ -14188,7 +14188,7 @@
     <w:semiHidden/>
     <w:rsid w:val="00FC693F"/>
     <w:rPr>
-      <w:rFonts w:asciiTheme="majorHAnsi" w:eastAsiaTheme="majorEastAsia" w:hAnsiTheme="majorHAnsi" w:cstheme="majorBidi"/>
+      <w:rFonts w:ascii="Arial" w:hAnsi="Arial" w:cs="Arial" w:eastAsia="Arial"/>
       <w:color w:val="243F60" w:themeColor="accent1" w:themeShade="7F"/>
     </w:rPr>
   </w:style>
@@ -14200,7 +14200,7 @@
     <w:semiHidden/>
     <w:rsid w:val="00FC693F"/>
     <w:rPr>
-      <w:rFonts w:asciiTheme="majorHAnsi" w:eastAsiaTheme="majorEastAsia" w:hAnsiTheme="majorHAnsi" w:cstheme="majorBidi"/>
+      <w:rFonts w:ascii="Arial" w:hAnsi="Arial" w:cs="Arial" w:eastAsia="Arial"/>
       <w:i/>
       <w:iCs/>
       <w:color w:val="243F60" w:themeColor="accent1" w:themeShade="7F"/>
@@ -14214,7 +14214,7 @@
     <w:semiHidden/>
     <w:rsid w:val="00FC693F"/>
     <w:rPr>
-      <w:rFonts w:asciiTheme="majorHAnsi" w:eastAsiaTheme="majorEastAsia" w:hAnsiTheme="majorHAnsi" w:cstheme="majorBidi"/>
+      <w:rFonts w:ascii="Arial" w:hAnsi="Arial" w:cs="Arial" w:eastAsia="Arial"/>
       <w:i/>
       <w:iCs/>
       <w:color w:val="404040" w:themeColor="text1" w:themeTint="BF"/>
@@ -14228,7 +14228,7 @@
     <w:semiHidden/>
     <w:rsid w:val="00FC693F"/>
     <w:rPr>
-      <w:rFonts w:asciiTheme="majorHAnsi" w:eastAsiaTheme="majorEastAsia" w:hAnsiTheme="majorHAnsi" w:cstheme="majorBidi"/>
+      <w:rFonts w:ascii="Arial" w:hAnsi="Arial" w:cs="Arial" w:eastAsia="Arial"/>
       <w:color w:val="4F81BD" w:themeColor="accent1"/>
       <w:sz w:val="20"/>
       <w:szCs w:val="20"/>
@@ -14242,7 +14242,7 @@
     <w:semiHidden/>
     <w:rsid w:val="00FC693F"/>
     <w:rPr>
-      <w:rFonts w:asciiTheme="majorHAnsi" w:eastAsiaTheme="majorEastAsia" w:hAnsiTheme="majorHAnsi" w:cstheme="majorBidi"/>
+      <w:rFonts w:ascii="Arial" w:hAnsi="Arial" w:cs="Arial" w:eastAsia="Arial"/>
       <w:i/>
       <w:iCs/>
       <w:color w:val="404040" w:themeColor="text1" w:themeTint="BF"/>
@@ -15831,7 +15831,7 @@
         <w:spacing w:before="0" w:after="0" w:line="240" w:lineRule="auto"/>
       </w:pPr>
       <w:rPr>
-        <w:rFonts w:asciiTheme="majorHAnsi" w:eastAsiaTheme="majorEastAsia" w:hAnsiTheme="majorHAnsi" w:cstheme="majorBidi"/>
+        <w:rFonts w:ascii="Arial" w:hAnsi="Arial" w:cs="Arial" w:eastAsia="Arial"/>
         <w:b/>
         <w:bCs/>
       </w:rPr>
@@ -15852,7 +15852,7 @@
         <w:spacing w:before="0" w:after="0" w:line="240" w:lineRule="auto"/>
       </w:pPr>
       <w:rPr>
-        <w:rFonts w:asciiTheme="majorHAnsi" w:eastAsiaTheme="majorEastAsia" w:hAnsiTheme="majorHAnsi" w:cstheme="majorBidi"/>
+        <w:rFonts w:ascii="Arial" w:hAnsi="Arial" w:cs="Arial" w:eastAsia="Arial"/>
         <w:b/>
         <w:bCs/>
       </w:rPr>
@@ -15870,14 +15870,14 @@
     </w:tblStylePr>
     <w:tblStylePr w:type="firstCol">
       <w:rPr>
-        <w:rFonts w:asciiTheme="majorHAnsi" w:eastAsiaTheme="majorEastAsia" w:hAnsiTheme="majorHAnsi" w:cstheme="majorBidi"/>
+        <w:rFonts w:ascii="Arial" w:hAnsi="Arial" w:cs="Arial" w:eastAsia="Arial"/>
         <w:b/>
         <w:bCs/>
       </w:rPr>
     </w:tblStylePr>
     <w:tblStylePr w:type="lastCol">
       <w:rPr>
-        <w:rFonts w:asciiTheme="majorHAnsi" w:eastAsiaTheme="majorEastAsia" w:hAnsiTheme="majorHAnsi" w:cstheme="majorBidi"/>
+        <w:rFonts w:ascii="Arial" w:hAnsi="Arial" w:cs="Arial" w:eastAsia="Arial"/>
         <w:b/>
         <w:bCs/>
       </w:rPr>
@@ -15961,7 +15961,7 @@
         <w:spacing w:before="0" w:after="0" w:line="240" w:lineRule="auto"/>
       </w:pPr>
       <w:rPr>
-        <w:rFonts w:asciiTheme="majorHAnsi" w:eastAsiaTheme="majorEastAsia" w:hAnsiTheme="majorHAnsi" w:cstheme="majorBidi"/>
+        <w:rFonts w:ascii="Arial" w:hAnsi="Arial" w:cs="Arial" w:eastAsia="Arial"/>
         <w:b/>
         <w:bCs/>
       </w:rPr>
@@ -15982,7 +15982,7 @@
         <w:spacing w:before="0" w:after="0" w:line="240" w:lineRule="auto"/>
       </w:pPr>
       <w:rPr>
-        <w:rFonts w:asciiTheme="majorHAnsi" w:eastAsiaTheme="majorEastAsia" w:hAnsiTheme="majorHAnsi" w:cstheme="majorBidi"/>
+        <w:rFonts w:ascii="Arial" w:hAnsi="Arial" w:cs="Arial" w:eastAsia="Arial"/>
         <w:b/>
         <w:bCs/>
       </w:rPr>
@@ -16000,14 +16000,14 @@
     </w:tblStylePr>
     <w:tblStylePr w:type="firstCol">
       <w:rPr>
-        <w:rFonts w:asciiTheme="majorHAnsi" w:eastAsiaTheme="majorEastAsia" w:hAnsiTheme="majorHAnsi" w:cstheme="majorBidi"/>
+        <w:rFonts w:ascii="Arial" w:hAnsi="Arial" w:cs="Arial" w:eastAsia="Arial"/>
         <w:b/>
         <w:bCs/>
       </w:rPr>
     </w:tblStylePr>
     <w:tblStylePr w:type="lastCol">
       <w:rPr>
-        <w:rFonts w:asciiTheme="majorHAnsi" w:eastAsiaTheme="majorEastAsia" w:hAnsiTheme="majorHAnsi" w:cstheme="majorBidi"/>
+        <w:rFonts w:ascii="Arial" w:hAnsi="Arial" w:cs="Arial" w:eastAsia="Arial"/>
         <w:b/>
         <w:bCs/>
       </w:rPr>
@@ -16091,7 +16091,7 @@
         <w:spacing w:before="0" w:after="0" w:line="240" w:lineRule="auto"/>
       </w:pPr>
       <w:rPr>
-        <w:rFonts w:asciiTheme="majorHAnsi" w:eastAsiaTheme="majorEastAsia" w:hAnsiTheme="majorHAnsi" w:cstheme="majorBidi"/>
+        <w:rFonts w:ascii="Arial" w:hAnsi="Arial" w:cs="Arial" w:eastAsia="Arial"/>
         <w:b/>
         <w:bCs/>
       </w:rPr>
@@ -16112,7 +16112,7 @@
         <w:spacing w:before="0" w:after="0" w:line="240" w:lineRule="auto"/>
       </w:pPr>
       <w:rPr>
-        <w:rFonts w:asciiTheme="majorHAnsi" w:eastAsiaTheme="majorEastAsia" w:hAnsiTheme="majorHAnsi" w:cstheme="majorBidi"/>
+        <w:rFonts w:ascii="Arial" w:hAnsi="Arial" w:cs="Arial" w:eastAsia="Arial"/>
         <w:b/>
         <w:bCs/>
       </w:rPr>
@@ -16130,14 +16130,14 @@
     </w:tblStylePr>
     <w:tblStylePr w:type="firstCol">
       <w:rPr>
-        <w:rFonts w:asciiTheme="majorHAnsi" w:eastAsiaTheme="majorEastAsia" w:hAnsiTheme="majorHAnsi" w:cstheme="majorBidi"/>
+        <w:rFonts w:ascii="Arial" w:hAnsi="Arial" w:cs="Arial" w:eastAsia="Arial"/>
         <w:b/>
         <w:bCs/>
       </w:rPr>
     </w:tblStylePr>
     <w:tblStylePr w:type="lastCol">
       <w:rPr>
-        <w:rFonts w:asciiTheme="majorHAnsi" w:eastAsiaTheme="majorEastAsia" w:hAnsiTheme="majorHAnsi" w:cstheme="majorBidi"/>
+        <w:rFonts w:ascii="Arial" w:hAnsi="Arial" w:cs="Arial" w:eastAsia="Arial"/>
         <w:b/>
         <w:bCs/>
       </w:rPr>
@@ -16221,7 +16221,7 @@
         <w:spacing w:before="0" w:after="0" w:line="240" w:lineRule="auto"/>
       </w:pPr>
       <w:rPr>
-        <w:rFonts w:asciiTheme="majorHAnsi" w:eastAsiaTheme="majorEastAsia" w:hAnsiTheme="majorHAnsi" w:cstheme="majorBidi"/>
+        <w:rFonts w:ascii="Arial" w:hAnsi="Arial" w:cs="Arial" w:eastAsia="Arial"/>
         <w:b/>
         <w:bCs/>
       </w:rPr>
@@ -16242,7 +16242,7 @@
         <w:spacing w:before="0" w:after="0" w:line="240" w:lineRule="auto"/>
       </w:pPr>
       <w:rPr>
-        <w:rFonts w:asciiTheme="majorHAnsi" w:eastAsiaTheme="majorEastAsia" w:hAnsiTheme="majorHAnsi" w:cstheme="majorBidi"/>
+        <w:rFonts w:ascii="Arial" w:hAnsi="Arial" w:cs="Arial" w:eastAsia="Arial"/>
         <w:b/>
         <w:bCs/>
       </w:rPr>
@@ -16260,14 +16260,14 @@
     </w:tblStylePr>
     <w:tblStylePr w:type="firstCol">
       <w:rPr>
-        <w:rFonts w:asciiTheme="majorHAnsi" w:eastAsiaTheme="majorEastAsia" w:hAnsiTheme="majorHAnsi" w:cstheme="majorBidi"/>
+        <w:rFonts w:ascii="Arial" w:hAnsi="Arial" w:cs="Arial" w:eastAsia="Arial"/>
         <w:b/>
         <w:bCs/>
       </w:rPr>
     </w:tblStylePr>
     <w:tblStylePr w:type="lastCol">
       <w:rPr>
-        <w:rFonts w:asciiTheme="majorHAnsi" w:eastAsiaTheme="majorEastAsia" w:hAnsiTheme="majorHAnsi" w:cstheme="majorBidi"/>
+        <w:rFonts w:ascii="Arial" w:hAnsi="Arial" w:cs="Arial" w:eastAsia="Arial"/>
         <w:b/>
         <w:bCs/>
       </w:rPr>
@@ -16351,7 +16351,7 @@
         <w:spacing w:before="0" w:after="0" w:line="240" w:lineRule="auto"/>
       </w:pPr>
       <w:rPr>
-        <w:rFonts w:asciiTheme="majorHAnsi" w:eastAsiaTheme="majorEastAsia" w:hAnsiTheme="majorHAnsi" w:cstheme="majorBidi"/>
+        <w:rFonts w:ascii="Arial" w:hAnsi="Arial" w:cs="Arial" w:eastAsia="Arial"/>
         <w:b/>
         <w:bCs/>
       </w:rPr>
@@ -16372,7 +16372,7 @@
         <w:spacing w:before="0" w:after="0" w:line="240" w:lineRule="auto"/>
       </w:pPr>
       <w:rPr>
-        <w:rFonts w:asciiTheme="majorHAnsi" w:eastAsiaTheme="majorEastAsia" w:hAnsiTheme="majorHAnsi" w:cstheme="majorBidi"/>
+        <w:rFonts w:ascii="Arial" w:hAnsi="Arial" w:cs="Arial" w:eastAsia="Arial"/>
         <w:b/>
         <w:bCs/>
       </w:rPr>
@@ -16390,14 +16390,14 @@
     </w:tblStylePr>
     <w:tblStylePr w:type="firstCol">
       <w:rPr>
-        <w:rFonts w:asciiTheme="majorHAnsi" w:eastAsiaTheme="majorEastAsia" w:hAnsiTheme="majorHAnsi" w:cstheme="majorBidi"/>
+        <w:rFonts w:ascii="Arial" w:hAnsi="Arial" w:cs="Arial" w:eastAsia="Arial"/>
         <w:b/>
         <w:bCs/>
       </w:rPr>
     </w:tblStylePr>
     <w:tblStylePr w:type="lastCol">
       <w:rPr>
-        <w:rFonts w:asciiTheme="majorHAnsi" w:eastAsiaTheme="majorEastAsia" w:hAnsiTheme="majorHAnsi" w:cstheme="majorBidi"/>
+        <w:rFonts w:ascii="Arial" w:hAnsi="Arial" w:cs="Arial" w:eastAsia="Arial"/>
         <w:b/>
         <w:bCs/>
       </w:rPr>
@@ -16481,7 +16481,7 @@
         <w:spacing w:before="0" w:after="0" w:line="240" w:lineRule="auto"/>
       </w:pPr>
       <w:rPr>
-        <w:rFonts w:asciiTheme="majorHAnsi" w:eastAsiaTheme="majorEastAsia" w:hAnsiTheme="majorHAnsi" w:cstheme="majorBidi"/>
+        <w:rFonts w:ascii="Arial" w:hAnsi="Arial" w:cs="Arial" w:eastAsia="Arial"/>
         <w:b/>
         <w:bCs/>
       </w:rPr>
@@ -16502,7 +16502,7 @@
         <w:spacing w:before="0" w:after="0" w:line="240" w:lineRule="auto"/>
       </w:pPr>
       <w:rPr>
-        <w:rFonts w:asciiTheme="majorHAnsi" w:eastAsiaTheme="majorEastAsia" w:hAnsiTheme="majorHAnsi" w:cstheme="majorBidi"/>
+        <w:rFonts w:ascii="Arial" w:hAnsi="Arial" w:cs="Arial" w:eastAsia="Arial"/>
         <w:b/>
         <w:bCs/>
       </w:rPr>
@@ -16520,14 +16520,14 @@
     </w:tblStylePr>
     <w:tblStylePr w:type="firstCol">
       <w:rPr>
-        <w:rFonts w:asciiTheme="majorHAnsi" w:eastAsiaTheme="majorEastAsia" w:hAnsiTheme="majorHAnsi" w:cstheme="majorBidi"/>
+        <w:rFonts w:ascii="Arial" w:hAnsi="Arial" w:cs="Arial" w:eastAsia="Arial"/>
         <w:b/>
         <w:bCs/>
       </w:rPr>
     </w:tblStylePr>
     <w:tblStylePr w:type="lastCol">
       <w:rPr>
-        <w:rFonts w:asciiTheme="majorHAnsi" w:eastAsiaTheme="majorEastAsia" w:hAnsiTheme="majorHAnsi" w:cstheme="majorBidi"/>
+        <w:rFonts w:ascii="Arial" w:hAnsi="Arial" w:cs="Arial" w:eastAsia="Arial"/>
         <w:b/>
         <w:bCs/>
       </w:rPr>
@@ -16611,7 +16611,7 @@
         <w:spacing w:before="0" w:after="0" w:line="240" w:lineRule="auto"/>
       </w:pPr>
       <w:rPr>
-        <w:rFonts w:asciiTheme="majorHAnsi" w:eastAsiaTheme="majorEastAsia" w:hAnsiTheme="majorHAnsi" w:cstheme="majorBidi"/>
+        <w:rFonts w:ascii="Arial" w:hAnsi="Arial" w:cs="Arial" w:eastAsia="Arial"/>
         <w:b/>
         <w:bCs/>
       </w:rPr>
@@ -16632,7 +16632,7 @@
         <w:spacing w:before="0" w:after="0" w:line="240" w:lineRule="auto"/>
       </w:pPr>
       <w:rPr>
-        <w:rFonts w:asciiTheme="majorHAnsi" w:eastAsiaTheme="majorEastAsia" w:hAnsiTheme="majorHAnsi" w:cstheme="majorBidi"/>
+        <w:rFonts w:ascii="Arial" w:hAnsi="Arial" w:cs="Arial" w:eastAsia="Arial"/>
         <w:b/>
         <w:bCs/>
       </w:rPr>
@@ -16650,14 +16650,14 @@
     </w:tblStylePr>
     <w:tblStylePr w:type="firstCol">
       <w:rPr>
-        <w:rFonts w:asciiTheme="majorHAnsi" w:eastAsiaTheme="majorEastAsia" w:hAnsiTheme="majorHAnsi" w:cstheme="majorBidi"/>
+        <w:rFonts w:ascii="Arial" w:hAnsi="Arial" w:cs="Arial" w:eastAsia="Arial"/>
         <w:b/>
         <w:bCs/>
       </w:rPr>
     </w:tblStylePr>
     <w:tblStylePr w:type="lastCol">
       <w:rPr>
-        <w:rFonts w:asciiTheme="majorHAnsi" w:eastAsiaTheme="majorEastAsia" w:hAnsiTheme="majorHAnsi" w:cstheme="majorBidi"/>
+        <w:rFonts w:ascii="Arial" w:hAnsi="Arial" w:cs="Arial" w:eastAsia="Arial"/>
         <w:b/>
         <w:bCs/>
       </w:rPr>
@@ -18522,7 +18522,7 @@
     </w:tblPr>
     <w:tblStylePr w:type="firstRow">
       <w:rPr>
-        <w:rFonts w:asciiTheme="majorHAnsi" w:eastAsiaTheme="majorEastAsia" w:hAnsiTheme="majorHAnsi" w:cstheme="majorBidi"/>
+        <w:rFonts w:ascii="Arial" w:hAnsi="Arial" w:cs="Arial" w:eastAsia="Arial"/>
       </w:rPr>
       <w:tblPr/>
       <w:tcPr>
@@ -18606,7 +18606,7 @@
     </w:tblPr>
     <w:tblStylePr w:type="firstRow">
       <w:rPr>
-        <w:rFonts w:asciiTheme="majorHAnsi" w:eastAsiaTheme="majorEastAsia" w:hAnsiTheme="majorHAnsi" w:cstheme="majorBidi"/>
+        <w:rFonts w:ascii="Arial" w:hAnsi="Arial" w:cs="Arial" w:eastAsia="Arial"/>
       </w:rPr>
       <w:tblPr/>
       <w:tcPr>
@@ -18690,7 +18690,7 @@
     </w:tblPr>
     <w:tblStylePr w:type="firstRow">
       <w:rPr>
-        <w:rFonts w:asciiTheme="majorHAnsi" w:eastAsiaTheme="majorEastAsia" w:hAnsiTheme="majorHAnsi" w:cstheme="majorBidi"/>
+        <w:rFonts w:ascii="Arial" w:hAnsi="Arial" w:cs="Arial" w:eastAsia="Arial"/>
       </w:rPr>
       <w:tblPr/>
       <w:tcPr>
@@ -18774,7 +18774,7 @@
     </w:tblPr>
     <w:tblStylePr w:type="firstRow">
       <w:rPr>
-        <w:rFonts w:asciiTheme="majorHAnsi" w:eastAsiaTheme="majorEastAsia" w:hAnsiTheme="majorHAnsi" w:cstheme="majorBidi"/>
+        <w:rFonts w:ascii="Arial" w:hAnsi="Arial" w:cs="Arial" w:eastAsia="Arial"/>
       </w:rPr>
       <w:tblPr/>
       <w:tcPr>
@@ -18858,7 +18858,7 @@
     </w:tblPr>
     <w:tblStylePr w:type="firstRow">
       <w:rPr>
-        <w:rFonts w:asciiTheme="majorHAnsi" w:eastAsiaTheme="majorEastAsia" w:hAnsiTheme="majorHAnsi" w:cstheme="majorBidi"/>
+        <w:rFonts w:ascii="Arial" w:hAnsi="Arial" w:cs="Arial" w:eastAsia="Arial"/>
       </w:rPr>
       <w:tblPr/>
       <w:tcPr>
@@ -18942,7 +18942,7 @@
     </w:tblPr>
     <w:tblStylePr w:type="firstRow">
       <w:rPr>
-        <w:rFonts w:asciiTheme="majorHAnsi" w:eastAsiaTheme="majorEastAsia" w:hAnsiTheme="majorHAnsi" w:cstheme="majorBidi"/>
+        <w:rFonts w:ascii="Arial" w:hAnsi="Arial" w:cs="Arial" w:eastAsia="Arial"/>
       </w:rPr>
       <w:tblPr/>
       <w:tcPr>
@@ -19026,7 +19026,7 @@
     </w:tblPr>
     <w:tblStylePr w:type="firstRow">
       <w:rPr>
-        <w:rFonts w:asciiTheme="majorHAnsi" w:eastAsiaTheme="majorEastAsia" w:hAnsiTheme="majorHAnsi" w:cstheme="majorBidi"/>
+        <w:rFonts w:ascii="Arial" w:hAnsi="Arial" w:cs="Arial" w:eastAsia="Arial"/>
       </w:rPr>
       <w:tblPr/>
       <w:tcPr>
@@ -19091,7 +19091,7 @@
       <w:spacing w:after="0" w:line="240" w:lineRule="auto"/>
     </w:pPr>
     <w:rPr>
-      <w:rFonts w:asciiTheme="majorHAnsi" w:eastAsiaTheme="majorEastAsia" w:hAnsiTheme="majorHAnsi" w:cstheme="majorBidi"/>
+      <w:rFonts w:ascii="Arial" w:hAnsi="Arial" w:cs="Arial" w:eastAsia="Arial"/>
       <w:color w:val="000000" w:themeColor="text1"/>
     </w:rPr>
     <w:tblPr>
@@ -19219,7 +19219,7 @@
       <w:spacing w:after="0" w:line="240" w:lineRule="auto"/>
     </w:pPr>
     <w:rPr>
-      <w:rFonts w:asciiTheme="majorHAnsi" w:eastAsiaTheme="majorEastAsia" w:hAnsiTheme="majorHAnsi" w:cstheme="majorBidi"/>
+      <w:rFonts w:ascii="Arial" w:hAnsi="Arial" w:cs="Arial" w:eastAsia="Arial"/>
       <w:color w:val="000000" w:themeColor="text1"/>
     </w:rPr>
     <w:tblPr>
@@ -19347,7 +19347,7 @@
       <w:spacing w:after="0" w:line="240" w:lineRule="auto"/>
     </w:pPr>
     <w:rPr>
-      <w:rFonts w:asciiTheme="majorHAnsi" w:eastAsiaTheme="majorEastAsia" w:hAnsiTheme="majorHAnsi" w:cstheme="majorBidi"/>
+      <w:rFonts w:ascii="Arial" w:hAnsi="Arial" w:cs="Arial" w:eastAsia="Arial"/>
       <w:color w:val="000000" w:themeColor="text1"/>
     </w:rPr>
     <w:tblPr>
@@ -19475,7 +19475,7 @@
       <w:spacing w:after="0" w:line="240" w:lineRule="auto"/>
     </w:pPr>
     <w:rPr>
-      <w:rFonts w:asciiTheme="majorHAnsi" w:eastAsiaTheme="majorEastAsia" w:hAnsiTheme="majorHAnsi" w:cstheme="majorBidi"/>
+      <w:rFonts w:ascii="Arial" w:hAnsi="Arial" w:cs="Arial" w:eastAsia="Arial"/>
       <w:color w:val="000000" w:themeColor="text1"/>
     </w:rPr>
     <w:tblPr>
@@ -19603,7 +19603,7 @@
       <w:spacing w:after="0" w:line="240" w:lineRule="auto"/>
     </w:pPr>
     <w:rPr>
-      <w:rFonts w:asciiTheme="majorHAnsi" w:eastAsiaTheme="majorEastAsia" w:hAnsiTheme="majorHAnsi" w:cstheme="majorBidi"/>
+      <w:rFonts w:ascii="Arial" w:hAnsi="Arial" w:cs="Arial" w:eastAsia="Arial"/>
       <w:color w:val="000000" w:themeColor="text1"/>
     </w:rPr>
     <w:tblPr>
@@ -19731,7 +19731,7 @@
       <w:spacing w:after="0" w:line="240" w:lineRule="auto"/>
     </w:pPr>
     <w:rPr>
-      <w:rFonts w:asciiTheme="majorHAnsi" w:eastAsiaTheme="majorEastAsia" w:hAnsiTheme="majorHAnsi" w:cstheme="majorBidi"/>
+      <w:rFonts w:ascii="Arial" w:hAnsi="Arial" w:cs="Arial" w:eastAsia="Arial"/>
       <w:color w:val="000000" w:themeColor="text1"/>
     </w:rPr>
     <w:tblPr>
@@ -19859,7 +19859,7 @@
       <w:spacing w:after="0" w:line="240" w:lineRule="auto"/>
     </w:pPr>
     <w:rPr>
-      <w:rFonts w:asciiTheme="majorHAnsi" w:eastAsiaTheme="majorEastAsia" w:hAnsiTheme="majorHAnsi" w:cstheme="majorBidi"/>
+      <w:rFonts w:ascii="Arial" w:hAnsi="Arial" w:cs="Arial" w:eastAsia="Arial"/>
       <w:color w:val="000000" w:themeColor="text1"/>
     </w:rPr>
     <w:tblPr>
@@ -20498,7 +20498,7 @@
       <w:spacing w:after="0" w:line="240" w:lineRule="auto"/>
     </w:pPr>
     <w:rPr>
-      <w:rFonts w:asciiTheme="majorHAnsi" w:eastAsiaTheme="majorEastAsia" w:hAnsiTheme="majorHAnsi" w:cstheme="majorBidi"/>
+      <w:rFonts w:ascii="Arial" w:hAnsi="Arial" w:cs="Arial" w:eastAsia="Arial"/>
       <w:color w:val="000000" w:themeColor="text1"/>
     </w:rPr>
     <w:tblPr>
@@ -20623,7 +20623,7 @@
       <w:spacing w:after="0" w:line="240" w:lineRule="auto"/>
     </w:pPr>
     <w:rPr>
-      <w:rFonts w:asciiTheme="majorHAnsi" w:eastAsiaTheme="majorEastAsia" w:hAnsiTheme="majorHAnsi" w:cstheme="majorBidi"/>
+      <w:rFonts w:ascii="Arial" w:hAnsi="Arial" w:cs="Arial" w:eastAsia="Arial"/>
       <w:color w:val="000000" w:themeColor="text1"/>
     </w:rPr>
     <w:tblPr>
@@ -20748,7 +20748,7 @@
       <w:spacing w:after="0" w:line="240" w:lineRule="auto"/>
     </w:pPr>
     <w:rPr>
-      <w:rFonts w:asciiTheme="majorHAnsi" w:eastAsiaTheme="majorEastAsia" w:hAnsiTheme="majorHAnsi" w:cstheme="majorBidi"/>
+      <w:rFonts w:ascii="Arial" w:hAnsi="Arial" w:cs="Arial" w:eastAsia="Arial"/>
       <w:color w:val="000000" w:themeColor="text1"/>
     </w:rPr>
     <w:tblPr>
@@ -20873,7 +20873,7 @@
       <w:spacing w:after="0" w:line="240" w:lineRule="auto"/>
     </w:pPr>
     <w:rPr>
-      <w:rFonts w:asciiTheme="majorHAnsi" w:eastAsiaTheme="majorEastAsia" w:hAnsiTheme="majorHAnsi" w:cstheme="majorBidi"/>
+      <w:rFonts w:ascii="Arial" w:hAnsi="Arial" w:cs="Arial" w:eastAsia="Arial"/>
       <w:color w:val="000000" w:themeColor="text1"/>
     </w:rPr>
     <w:tblPr>
@@ -20998,7 +20998,7 @@
       <w:spacing w:after="0" w:line="240" w:lineRule="auto"/>
     </w:pPr>
     <w:rPr>
-      <w:rFonts w:asciiTheme="majorHAnsi" w:eastAsiaTheme="majorEastAsia" w:hAnsiTheme="majorHAnsi" w:cstheme="majorBidi"/>
+      <w:rFonts w:ascii="Arial" w:hAnsi="Arial" w:cs="Arial" w:eastAsia="Arial"/>
       <w:color w:val="000000" w:themeColor="text1"/>
     </w:rPr>
     <w:tblPr>
@@ -21123,7 +21123,7 @@
       <w:spacing w:after="0" w:line="240" w:lineRule="auto"/>
     </w:pPr>
     <w:rPr>
-      <w:rFonts w:asciiTheme="majorHAnsi" w:eastAsiaTheme="majorEastAsia" w:hAnsiTheme="majorHAnsi" w:cstheme="majorBidi"/>
+      <w:rFonts w:ascii="Arial" w:hAnsi="Arial" w:cs="Arial" w:eastAsia="Arial"/>
       <w:color w:val="000000" w:themeColor="text1"/>
     </w:rPr>
     <w:tblPr>
@@ -21248,7 +21248,7 @@
       <w:spacing w:after="0" w:line="240" w:lineRule="auto"/>
     </w:pPr>
     <w:rPr>
-      <w:rFonts w:asciiTheme="majorHAnsi" w:eastAsiaTheme="majorEastAsia" w:hAnsiTheme="majorHAnsi" w:cstheme="majorBidi"/>
+      <w:rFonts w:ascii="Arial" w:hAnsi="Arial" w:cs="Arial" w:eastAsia="Arial"/>
       <w:color w:val="000000" w:themeColor="text1"/>
     </w:rPr>
     <w:tblPr>
@@ -25201,7 +25201,7 @@
     </a:clrScheme>
     <a:fontScheme name="Office">
       <a:majorFont>
-        <a:latin typeface="Calibri"/>
+        <a:latin typeface="Arial"/>
         <a:ea typeface=""/>
         <a:cs typeface=""/>
         <a:font script="Jpan" typeface="ＭＳ ゴシック"/>
@@ -25236,7 +25236,7 @@
         <a:font script="Geor" typeface="Sylfaen"/>
       </a:majorFont>
       <a:minorFont>
-        <a:latin typeface="Cambria"/>
+        <a:latin typeface="Arial"/>
         <a:ea typeface=""/>
         <a:cs typeface=""/>
         <a:font script="Jpan" typeface="ＭＳ 明朝"/>

--- a/core/src/core/usecases/documents/builtin/blanks/invoice-goods.docx
+++ b/core/src/core/usecases/documents/builtin/blanks/invoice-goods.docx
@@ -13,7 +13,7 @@
           <w:b w:val="0"/>
           <w:sz w:val="16"/>
         </w:rPr>
-        <w:t>{{payment_note}}</w:t>
+        <w:t xml:space="preserve">[[{{payment_note}}]]</w:t>
       </w:r>
     </w:p>
     <w:tbl>
@@ -248,7 +248,7 @@
                 <w:b w:val="0"/>
                 <w:sz w:val="18"/>
               </w:rPr>
-              <w:t>КПП {{seller_kpp}}</w:t>
+              <w:t xml:space="preserve">КПП[[ {{seller_kpp}}]]</w:t>
             </w:r>
           </w:p>
         </w:tc>
@@ -507,7 +507,7 @@
                 <w:b/>
                 <w:sz w:val="18"/>
               </w:rPr>
-              <w:t>{{seller_name}}, ИНН {{seller_inn}}, {{seller_address}}</w:t>
+              <w:t xml:space="preserve">{{seller_name}}, ИНН {{seller_inn}}[[, {{seller_address}}]]</w:t>
             </w:r>
           </w:p>
         </w:tc>
@@ -549,7 +549,7 @@
                 <w:b/>
                 <w:sz w:val="18"/>
               </w:rPr>
-              <w:t>{{client_name}}, ИНН {{client_inn}}, {{client_address}}</w:t>
+              <w:t xml:space="preserve">{{client_name}}[[, ИНН {{client_inn}}]][[, {{client_address}}]]</w:t>
             </w:r>
           </w:p>
         </w:tc>
@@ -771,7 +771,7 @@
                 <w:b w:val="0"/>
                 <w:sz w:val="18"/>
               </w:rPr>
-              <w:t>1</w:t>
+              <w:t xml:space="preserve">{{items.n}}</w:t>
             </w:r>
           </w:p>
         </w:tc>
@@ -798,7 +798,7 @@
                 <w:b w:val="0"/>
                 <w:sz w:val="18"/>
               </w:rPr>
-              <w:t>{{item}}</w:t>
+              <w:t xml:space="preserve">{{items.name}}</w:t>
             </w:r>
           </w:p>
         </w:tc>
@@ -825,7 +825,7 @@
                 <w:b w:val="0"/>
                 <w:sz w:val="18"/>
               </w:rPr>
-              <w:t>{{quantity}}</w:t>
+              <w:t xml:space="preserve">{{items.quantity}}</w:t>
             </w:r>
           </w:p>
         </w:tc>
@@ -852,7 +852,7 @@
                 <w:b w:val="0"/>
                 <w:sz w:val="18"/>
               </w:rPr>
-              <w:t>{{unit}}</w:t>
+              <w:t xml:space="preserve">{{items.unit}}</w:t>
             </w:r>
           </w:p>
         </w:tc>
@@ -879,7 +879,7 @@
                 <w:b w:val="0"/>
                 <w:sz w:val="18"/>
               </w:rPr>
-              <w:t>{{total|per:quantity}}</w:t>
+              <w:t xml:space="preserve">{{items.price}}</w:t>
             </w:r>
           </w:p>
         </w:tc>
@@ -906,7 +906,7 @@
                 <w:b w:val="0"/>
                 <w:sz w:val="18"/>
               </w:rPr>
-              <w:t>{{total}}</w:t>
+              <w:t xml:space="preserve">{{items.amount}}</w:t>
             </w:r>
           </w:p>
         </w:tc>
@@ -975,7 +975,7 @@
                 <w:b/>
                 <w:sz w:val="18"/>
               </w:rPr>
-              <w:t>{{total}}</w:t>
+              <w:t xml:space="preserve">{{items|sum}}</w:t>
             </w:r>
           </w:p>
         </w:tc>
@@ -1019,7 +1019,7 @@
                 <w:b/>
                 <w:sz w:val="18"/>
               </w:rPr>
-              <w:t>{{vat}}</w:t>
+              <w:t xml:space="preserve">[[{{vat}}]]</w:t>
             </w:r>
           </w:p>
         </w:tc>
@@ -1063,7 +1063,7 @@
                 <w:b/>
                 <w:sz w:val="18"/>
               </w:rPr>
-              <w:t>{{total}}</w:t>
+              <w:t xml:space="preserve">{{items|sum}}</w:t>
             </w:r>
           </w:p>
         </w:tc>
@@ -1079,7 +1079,7 @@
           <w:b w:val="0"/>
           <w:sz w:val="20"/>
         </w:rPr>
-        <w:t xml:space="preserve">Всего наименований 1, на сумму </w:t>
+        <w:t xml:space="preserve">Всего наименований {{items|count}}, на сумму </w:t>
       </w:r>
       <w:r>
         <w:rPr>
@@ -1087,7 +1087,7 @@
           <w:b w:val="0"/>
           <w:sz w:val="20"/>
         </w:rPr>
-        <w:t>{{total}} руб.</w:t>
+        <w:t xml:space="preserve">{{items|sum}} руб.</w:t>
       </w:r>
     </w:p>
     <w:p>
@@ -1103,7 +1103,7 @@
           <w:b/>
           <w:sz w:val="20"/>
         </w:rPr>
-        <w:t>{{total|words}}</w:t>
+        <w:t xml:space="preserve">{{items|words}}</w:t>
       </w:r>
     </w:p>
     <w:tbl>
